--- a/manual/03_ramas_git.docx
+++ b/manual/03_ramas_git.docx
@@ -2,10 +2,1735 @@
 <file path=word/document.xml><?xml version="1.0" encoding="utf-8"?>
 <w:document xmlns:wpc="http://schemas.microsoft.com/office/word/2010/wordprocessingCanvas" xmlns:cx="http://schemas.microsoft.com/office/drawing/2014/chartex" xmlns:cx1="http://schemas.microsoft.com/office/drawing/2015/9/8/chartex" xmlns:cx2="http://schemas.microsoft.com/office/drawing/2015/10/21/chartex" xmlns:cx3="http://schemas.microsoft.com/office/drawing/2016/5/9/chartex" xmlns:cx4="http://schemas.microsoft.com/office/drawing/2016/5/10/chartex" xmlns:cx5="http://schemas.microsoft.com/office/drawing/2016/5/11/chartex" xmlns:cx6="http://schemas.microsoft.com/office/drawing/2016/5/12/chartex" xmlns:cx7="http://schemas.microsoft.com/office/drawing/2016/5/13/chartex" xmlns:cx8="http://schemas.microsoft.com/office/drawing/2016/5/14/chartex" xmlns:mc="http://schemas.openxmlformats.org/markup-compatibility/2006" xmlns:aink="http://schemas.microsoft.com/office/drawing/2016/ink" xmlns:am3d="http://schemas.microsoft.com/office/drawing/2017/model3d" xmlns:o="urn:schemas-microsoft-com:office:office" xmlns:oel="http://schemas.microsoft.com/office/2019/extlst" xmlns:r="http://schemas.openxmlformats.org/officeDocument/2006/relationships" xmlns:m="http://schemas.openxmlformats.org/officeDocument/2006/math" xmlns:v="urn:schemas-microsoft-com:vml" xmlns:wp14="http://schemas.microsoft.com/office/word/2010/wordprocessingDrawing" xmlns:wp="http://schemas.openxmlformats.org/drawingml/2006/wordprocessingDrawing" xmlns:w10="urn:schemas-microsoft-com:office:word" xmlns:w="http://schemas.openxmlformats.org/wordprocessingml/2006/main" xmlns:w14="http://schemas.microsoft.com/office/word/2010/wordml" xmlns:w15="http://schemas.microsoft.com/office/word/2012/wordml" xmlns:w16cex="http://schemas.microsoft.com/office/word/2018/wordml/cex" xmlns:w16cid="http://schemas.microsoft.com/office/word/2016/wordml/cid" xmlns:w16="http://schemas.microsoft.com/office/word/2018/wordml" xmlns:w16du="http://schemas.microsoft.com/office/word/2023/wordml/word16du" xmlns:w16sdtdh="http://schemas.microsoft.com/office/word/2020/wordml/sdtdatahash" xmlns:w16sdtfl="http://schemas.microsoft.com/office/word/2024/wordml/sdtformatlock" xmlns:w16se="http://schemas.microsoft.com/office/word/2015/wordml/symex" xmlns:wpg="http://schemas.microsoft.com/office/word/2010/wordprocessingGroup" xmlns:wpi="http://schemas.microsoft.com/office/word/2010/wordprocessingInk" xmlns:wne="http://schemas.microsoft.com/office/word/2006/wordml" xmlns:wps="http://schemas.microsoft.com/office/word/2010/wordprocessingShape" mc:Ignorable="w14 w15 w16se w16cid w16 w16cex w16sdtdh w16sdtfl w16du wp14">
   <w:body>
-    <w:p>
-      <w:r>
-        <w:t>03_ramas_git</w:t>
-      </w:r>
+    <w:p/>
+    <w:p>
+      <w:pPr>
+        <w:jc w:val="both"/>
+        <w:rPr>
+          <w:rFonts w:ascii="Arial" w:hAnsi="Arial" w:cs="Arial"/>
+          <w:b/>
+          <w:bCs/>
+          <w:sz w:val="22"/>
+          <w:szCs w:val="22"/>
+        </w:rPr>
+      </w:pPr>
+      <w:r>
+        <w:rPr>
+          <w:rFonts w:ascii="Arial" w:hAnsi="Arial" w:cs="Arial"/>
+          <w:b/>
+          <w:bCs/>
+          <w:sz w:val="22"/>
+          <w:szCs w:val="22"/>
+        </w:rPr>
+        <w:t>Capítulo 3: Ramas en Git</w:t>
+      </w:r>
+    </w:p>
+    <w:p>
+      <w:pPr>
+        <w:jc w:val="both"/>
+        <w:rPr>
+          <w:rFonts w:ascii="Arial" w:hAnsi="Arial" w:cs="Arial"/>
+          <w:sz w:val="22"/>
+          <w:szCs w:val="22"/>
+        </w:rPr>
+      </w:pPr>
+      <w:r>
+        <w:rPr>
+          <w:rFonts w:ascii="Arial" w:hAnsi="Arial" w:cs="Arial"/>
+          <w:sz w:val="22"/>
+          <w:szCs w:val="22"/>
+        </w:rPr>
+        <w:t xml:space="preserve">Las ramas permiten trabajar en cambios independientes sin afectar el proyecto principal. </w:t>
+      </w:r>
+    </w:p>
+    <w:p>
+      <w:pPr>
+        <w:jc w:val="both"/>
+        <w:rPr>
+          <w:rFonts w:ascii="Arial" w:hAnsi="Arial" w:cs="Arial"/>
+          <w:b/>
+          <w:bCs/>
+          <w:sz w:val="22"/>
+          <w:szCs w:val="22"/>
+        </w:rPr>
+      </w:pPr>
+      <w:r>
+        <w:rPr>
+          <w:rFonts w:ascii="Arial" w:hAnsi="Arial" w:cs="Arial"/>
+          <w:b/>
+          <w:bCs/>
+          <w:sz w:val="22"/>
+          <w:szCs w:val="22"/>
+        </w:rPr>
+        <w:t>3.1 ¿Qué es una rama y qué es HEAD?</w:t>
+      </w:r>
+    </w:p>
+    <w:p>
+      <w:pPr>
+        <w:jc w:val="both"/>
+        <w:rPr>
+          <w:rFonts w:ascii="Arial" w:hAnsi="Arial" w:cs="Arial"/>
+          <w:sz w:val="22"/>
+          <w:szCs w:val="22"/>
+        </w:rPr>
+      </w:pPr>
+      <w:r>
+        <w:rPr>
+          <w:rFonts w:ascii="Arial" w:hAnsi="Arial" w:cs="Arial"/>
+          <w:sz w:val="22"/>
+          <w:szCs w:val="22"/>
+        </w:rPr>
+        <w:t xml:space="preserve">Una </w:t>
+      </w:r>
+      <w:r>
+        <w:rPr>
+          <w:rFonts w:ascii="Arial" w:hAnsi="Arial" w:cs="Arial"/>
+          <w:b/>
+          <w:bCs/>
+          <w:sz w:val="22"/>
+          <w:szCs w:val="22"/>
+        </w:rPr>
+        <w:t>rama</w:t>
+      </w:r>
+      <w:r>
+        <w:rPr>
+          <w:rFonts w:ascii="Arial" w:hAnsi="Arial" w:cs="Arial"/>
+          <w:sz w:val="22"/>
+          <w:szCs w:val="22"/>
+        </w:rPr>
+        <w:t xml:space="preserve"> </w:t>
+      </w:r>
+      <w:r>
+        <w:rPr>
+          <w:rFonts w:ascii="Arial" w:hAnsi="Arial" w:cs="Arial"/>
+          <w:sz w:val="22"/>
+          <w:szCs w:val="22"/>
+        </w:rPr>
+        <w:t xml:space="preserve">→ </w:t>
+      </w:r>
+      <w:r>
+        <w:rPr>
+          <w:rFonts w:ascii="Arial" w:hAnsi="Arial" w:cs="Arial"/>
+          <w:sz w:val="22"/>
+          <w:szCs w:val="22"/>
+        </w:rPr>
+        <w:t>es una línea de desarrollo independiente: un puntero ligero que señala a una confirmación. Crear una rama es rápido y barato, por lo que Git anima a usarlas con frecuencia (por ejemplo, para probar una idea o corregir un error).</w:t>
+      </w:r>
+    </w:p>
+    <w:p>
+      <w:pPr>
+        <w:jc w:val="both"/>
+        <w:rPr>
+          <w:rFonts w:ascii="Arial" w:hAnsi="Arial" w:cs="Arial"/>
+          <w:sz w:val="22"/>
+          <w:szCs w:val="22"/>
+        </w:rPr>
+      </w:pPr>
+      <w:r>
+        <w:rPr>
+          <w:rFonts w:ascii="Arial" w:hAnsi="Arial" w:cs="Arial"/>
+          <w:b/>
+          <w:bCs/>
+          <w:sz w:val="22"/>
+          <w:szCs w:val="22"/>
+        </w:rPr>
+        <w:t>HEAD</w:t>
+      </w:r>
+      <w:r>
+        <w:rPr>
+          <w:rFonts w:ascii="Arial" w:hAnsi="Arial" w:cs="Arial"/>
+          <w:sz w:val="22"/>
+          <w:szCs w:val="22"/>
+        </w:rPr>
+        <w:t xml:space="preserve"> </w:t>
+      </w:r>
+      <w:r>
+        <w:rPr>
+          <w:rFonts w:ascii="Arial" w:hAnsi="Arial" w:cs="Arial"/>
+          <w:sz w:val="22"/>
+          <w:szCs w:val="22"/>
+        </w:rPr>
+        <w:t xml:space="preserve">→ </w:t>
+      </w:r>
+      <w:r>
+        <w:rPr>
+          <w:rFonts w:ascii="Arial" w:hAnsi="Arial" w:cs="Arial"/>
+          <w:sz w:val="22"/>
+          <w:szCs w:val="22"/>
+        </w:rPr>
+        <w:t>indica en qué rama y confirmación se está trabajando actualmente. Al cambiar de rama, HEAD se mueve a la nueva.</w:t>
+      </w:r>
+    </w:p>
+    <w:p>
+      <w:pPr>
+        <w:jc w:val="both"/>
+        <w:rPr>
+          <w:rFonts w:ascii="Arial" w:hAnsi="Arial" w:cs="Arial"/>
+          <w:sz w:val="22"/>
+          <w:szCs w:val="22"/>
+        </w:rPr>
+      </w:pPr>
+      <w:r>
+        <w:rPr>
+          <w:rFonts w:ascii="Arial" w:hAnsi="Arial" w:cs="Arial"/>
+          <w:sz w:val="22"/>
+          <w:szCs w:val="22"/>
+        </w:rPr>
+        <w:t xml:space="preserve">La rama principal se llama </w:t>
+      </w:r>
+      <w:proofErr w:type="spellStart"/>
+      <w:r>
+        <w:rPr>
+          <w:rFonts w:ascii="Arial" w:hAnsi="Arial" w:cs="Arial"/>
+          <w:sz w:val="22"/>
+          <w:szCs w:val="22"/>
+        </w:rPr>
+        <w:t>main</w:t>
+      </w:r>
+      <w:proofErr w:type="spellEnd"/>
+      <w:r>
+        <w:rPr>
+          <w:rFonts w:ascii="Arial" w:hAnsi="Arial" w:cs="Arial"/>
+          <w:sz w:val="22"/>
+          <w:szCs w:val="22"/>
+        </w:rPr>
+        <w:t xml:space="preserve"> (históricamente </w:t>
+      </w:r>
+      <w:proofErr w:type="gramStart"/>
+      <w:r>
+        <w:rPr>
+          <w:rFonts w:ascii="Arial" w:hAnsi="Arial" w:cs="Arial"/>
+          <w:sz w:val="22"/>
+          <w:szCs w:val="22"/>
+        </w:rPr>
+        <w:t>master</w:t>
+      </w:r>
+      <w:proofErr w:type="gramEnd"/>
+      <w:r>
+        <w:rPr>
+          <w:rFonts w:ascii="Arial" w:hAnsi="Arial" w:cs="Arial"/>
+          <w:sz w:val="22"/>
+          <w:szCs w:val="22"/>
+        </w:rPr>
+        <w:t>).</w:t>
+      </w:r>
+      <w:r>
+        <w:rPr>
+          <w:rFonts w:ascii="Arial" w:hAnsi="Arial" w:cs="Arial"/>
+          <w:sz w:val="22"/>
+          <w:szCs w:val="22"/>
+        </w:rPr>
+        <w:br/>
+      </w:r>
+    </w:p>
+    <w:p>
+      <w:pPr>
+        <w:jc w:val="both"/>
+        <w:rPr>
+          <w:rFonts w:ascii="Arial" w:hAnsi="Arial" w:cs="Arial"/>
+          <w:b/>
+          <w:bCs/>
+          <w:sz w:val="22"/>
+          <w:szCs w:val="22"/>
+        </w:rPr>
+      </w:pPr>
+      <w:r>
+        <w:rPr>
+          <w:rFonts w:ascii="Arial" w:hAnsi="Arial" w:cs="Arial"/>
+          <w:b/>
+          <w:bCs/>
+          <w:sz w:val="22"/>
+          <w:szCs w:val="22"/>
+        </w:rPr>
+        <w:t>3.2 Comandos básicos</w:t>
+      </w:r>
+    </w:p>
+    <w:tbl>
+      <w:tblPr>
+        <w:tblW w:w="0" w:type="auto"/>
+        <w:tblCellSpacing w:w="15" w:type="dxa"/>
+        <w:tblCellMar>
+          <w:top w:w="15" w:type="dxa"/>
+          <w:left w:w="15" w:type="dxa"/>
+          <w:bottom w:w="15" w:type="dxa"/>
+          <w:right w:w="15" w:type="dxa"/>
+        </w:tblCellMar>
+        <w:tblLook w:val="04A0" w:firstRow="1" w:lastRow="0" w:firstColumn="1" w:lastColumn="0" w:noHBand="0" w:noVBand="1"/>
+      </w:tblPr>
+      <w:tblGrid>
+        <w:gridCol w:w="2362"/>
+        <w:gridCol w:w="4490"/>
+      </w:tblGrid>
+      <w:tr>
+        <w:trPr>
+          <w:tblHeader/>
+          <w:tblCellSpacing w:w="15" w:type="dxa"/>
+        </w:trPr>
+        <w:tc>
+          <w:tcPr>
+            <w:tcW w:w="0" w:type="auto"/>
+            <w:vAlign w:val="center"/>
+            <w:hideMark/>
+          </w:tcPr>
+          <w:p>
+            <w:pPr>
+              <w:jc w:val="both"/>
+              <w:rPr>
+                <w:rFonts w:ascii="Arial" w:hAnsi="Arial" w:cs="Arial"/>
+                <w:b/>
+                <w:bCs/>
+                <w:sz w:val="22"/>
+                <w:szCs w:val="22"/>
+              </w:rPr>
+            </w:pPr>
+            <w:r>
+              <w:rPr>
+                <w:rFonts w:ascii="Arial" w:hAnsi="Arial" w:cs="Arial"/>
+                <w:b/>
+                <w:bCs/>
+                <w:sz w:val="22"/>
+                <w:szCs w:val="22"/>
+              </w:rPr>
+              <w:t>Comando</w:t>
+            </w:r>
+          </w:p>
+        </w:tc>
+        <w:tc>
+          <w:tcPr>
+            <w:tcW w:w="0" w:type="auto"/>
+            <w:vAlign w:val="center"/>
+            <w:hideMark/>
+          </w:tcPr>
+          <w:p>
+            <w:pPr>
+              <w:jc w:val="both"/>
+              <w:rPr>
+                <w:rFonts w:ascii="Arial" w:hAnsi="Arial" w:cs="Arial"/>
+                <w:b/>
+                <w:bCs/>
+                <w:sz w:val="22"/>
+                <w:szCs w:val="22"/>
+              </w:rPr>
+            </w:pPr>
+            <w:r>
+              <w:rPr>
+                <w:rFonts w:ascii="Arial" w:hAnsi="Arial" w:cs="Arial"/>
+                <w:b/>
+                <w:bCs/>
+                <w:sz w:val="22"/>
+                <w:szCs w:val="22"/>
+              </w:rPr>
+              <w:t>Función</w:t>
+            </w:r>
+          </w:p>
+        </w:tc>
+      </w:tr>
+      <w:tr>
+        <w:trPr>
+          <w:tblCellSpacing w:w="15" w:type="dxa"/>
+        </w:trPr>
+        <w:tc>
+          <w:tcPr>
+            <w:tcW w:w="0" w:type="auto"/>
+            <w:vAlign w:val="center"/>
+            <w:hideMark/>
+          </w:tcPr>
+          <w:p>
+            <w:pPr>
+              <w:jc w:val="both"/>
+              <w:rPr>
+                <w:rFonts w:ascii="Arial" w:hAnsi="Arial" w:cs="Arial"/>
+                <w:sz w:val="22"/>
+                <w:szCs w:val="22"/>
+              </w:rPr>
+            </w:pPr>
+            <w:proofErr w:type="spellStart"/>
+            <w:r>
+              <w:rPr>
+                <w:rFonts w:ascii="Arial" w:hAnsi="Arial" w:cs="Arial"/>
+                <w:sz w:val="22"/>
+                <w:szCs w:val="22"/>
+              </w:rPr>
+              <w:t>git</w:t>
+            </w:r>
+            <w:proofErr w:type="spellEnd"/>
+            <w:r>
+              <w:rPr>
+                <w:rFonts w:ascii="Arial" w:hAnsi="Arial" w:cs="Arial"/>
+                <w:sz w:val="22"/>
+                <w:szCs w:val="22"/>
+              </w:rPr>
+              <w:t xml:space="preserve"> </w:t>
+            </w:r>
+            <w:proofErr w:type="spellStart"/>
+            <w:r>
+              <w:rPr>
+                <w:rFonts w:ascii="Arial" w:hAnsi="Arial" w:cs="Arial"/>
+                <w:sz w:val="22"/>
+                <w:szCs w:val="22"/>
+              </w:rPr>
+              <w:t>branch</w:t>
+            </w:r>
+            <w:proofErr w:type="spellEnd"/>
+          </w:p>
+        </w:tc>
+        <w:tc>
+          <w:tcPr>
+            <w:tcW w:w="0" w:type="auto"/>
+            <w:vAlign w:val="center"/>
+            <w:hideMark/>
+          </w:tcPr>
+          <w:p>
+            <w:pPr>
+              <w:jc w:val="both"/>
+              <w:rPr>
+                <w:rFonts w:ascii="Arial" w:hAnsi="Arial" w:cs="Arial"/>
+                <w:sz w:val="22"/>
+                <w:szCs w:val="22"/>
+              </w:rPr>
+            </w:pPr>
+            <w:r>
+              <w:rPr>
+                <w:rFonts w:ascii="Arial" w:hAnsi="Arial" w:cs="Arial"/>
+                <w:sz w:val="22"/>
+                <w:szCs w:val="22"/>
+              </w:rPr>
+              <w:t>Lista las ramas (la actual aparece con *)</w:t>
+            </w:r>
+          </w:p>
+        </w:tc>
+      </w:tr>
+      <w:tr>
+        <w:trPr>
+          <w:tblCellSpacing w:w="15" w:type="dxa"/>
+        </w:trPr>
+        <w:tc>
+          <w:tcPr>
+            <w:tcW w:w="0" w:type="auto"/>
+            <w:vAlign w:val="center"/>
+            <w:hideMark/>
+          </w:tcPr>
+          <w:p>
+            <w:pPr>
+              <w:jc w:val="both"/>
+              <w:rPr>
+                <w:rFonts w:ascii="Arial" w:hAnsi="Arial" w:cs="Arial"/>
+                <w:sz w:val="22"/>
+                <w:szCs w:val="22"/>
+              </w:rPr>
+            </w:pPr>
+            <w:proofErr w:type="spellStart"/>
+            <w:r>
+              <w:rPr>
+                <w:rFonts w:ascii="Arial" w:hAnsi="Arial" w:cs="Arial"/>
+                <w:sz w:val="22"/>
+                <w:szCs w:val="22"/>
+              </w:rPr>
+              <w:t>git</w:t>
+            </w:r>
+            <w:proofErr w:type="spellEnd"/>
+            <w:r>
+              <w:rPr>
+                <w:rFonts w:ascii="Arial" w:hAnsi="Arial" w:cs="Arial"/>
+                <w:sz w:val="22"/>
+                <w:szCs w:val="22"/>
+              </w:rPr>
+              <w:t xml:space="preserve"> </w:t>
+            </w:r>
+            <w:proofErr w:type="spellStart"/>
+            <w:r>
+              <w:rPr>
+                <w:rFonts w:ascii="Arial" w:hAnsi="Arial" w:cs="Arial"/>
+                <w:sz w:val="22"/>
+                <w:szCs w:val="22"/>
+              </w:rPr>
+              <w:t>branch</w:t>
+            </w:r>
+            <w:proofErr w:type="spellEnd"/>
+            <w:r>
+              <w:rPr>
+                <w:rFonts w:ascii="Arial" w:hAnsi="Arial" w:cs="Arial"/>
+                <w:sz w:val="22"/>
+                <w:szCs w:val="22"/>
+              </w:rPr>
+              <w:t xml:space="preserve"> &lt;nombre&gt;</w:t>
+            </w:r>
+          </w:p>
+        </w:tc>
+        <w:tc>
+          <w:tcPr>
+            <w:tcW w:w="0" w:type="auto"/>
+            <w:vAlign w:val="center"/>
+            <w:hideMark/>
+          </w:tcPr>
+          <w:p>
+            <w:pPr>
+              <w:jc w:val="both"/>
+              <w:rPr>
+                <w:rFonts w:ascii="Arial" w:hAnsi="Arial" w:cs="Arial"/>
+                <w:sz w:val="22"/>
+                <w:szCs w:val="22"/>
+              </w:rPr>
+            </w:pPr>
+            <w:r>
+              <w:rPr>
+                <w:rFonts w:ascii="Arial" w:hAnsi="Arial" w:cs="Arial"/>
+                <w:sz w:val="22"/>
+                <w:szCs w:val="22"/>
+              </w:rPr>
+              <w:t>Crea una rama nueva</w:t>
+            </w:r>
+          </w:p>
+        </w:tc>
+      </w:tr>
+      <w:tr>
+        <w:trPr>
+          <w:tblCellSpacing w:w="15" w:type="dxa"/>
+        </w:trPr>
+        <w:tc>
+          <w:tcPr>
+            <w:tcW w:w="0" w:type="auto"/>
+            <w:vAlign w:val="center"/>
+            <w:hideMark/>
+          </w:tcPr>
+          <w:p>
+            <w:pPr>
+              <w:jc w:val="both"/>
+              <w:rPr>
+                <w:rFonts w:ascii="Arial" w:hAnsi="Arial" w:cs="Arial"/>
+                <w:sz w:val="22"/>
+                <w:szCs w:val="22"/>
+              </w:rPr>
+            </w:pPr>
+            <w:proofErr w:type="spellStart"/>
+            <w:r>
+              <w:rPr>
+                <w:rFonts w:ascii="Arial" w:hAnsi="Arial" w:cs="Arial"/>
+                <w:sz w:val="22"/>
+                <w:szCs w:val="22"/>
+              </w:rPr>
+              <w:t>git</w:t>
+            </w:r>
+            <w:proofErr w:type="spellEnd"/>
+            <w:r>
+              <w:rPr>
+                <w:rFonts w:ascii="Arial" w:hAnsi="Arial" w:cs="Arial"/>
+                <w:sz w:val="22"/>
+                <w:szCs w:val="22"/>
+              </w:rPr>
+              <w:t xml:space="preserve"> switch &lt;nombre&gt;</w:t>
+            </w:r>
+          </w:p>
+        </w:tc>
+        <w:tc>
+          <w:tcPr>
+            <w:tcW w:w="0" w:type="auto"/>
+            <w:vAlign w:val="center"/>
+            <w:hideMark/>
+          </w:tcPr>
+          <w:p>
+            <w:pPr>
+              <w:jc w:val="both"/>
+              <w:rPr>
+                <w:rFonts w:ascii="Arial" w:hAnsi="Arial" w:cs="Arial"/>
+                <w:sz w:val="22"/>
+                <w:szCs w:val="22"/>
+              </w:rPr>
+            </w:pPr>
+            <w:r>
+              <w:rPr>
+                <w:rFonts w:ascii="Arial" w:hAnsi="Arial" w:cs="Arial"/>
+                <w:sz w:val="22"/>
+                <w:szCs w:val="22"/>
+              </w:rPr>
+              <w:t>Cambia a esa rama</w:t>
+            </w:r>
+          </w:p>
+        </w:tc>
+      </w:tr>
+      <w:tr>
+        <w:trPr>
+          <w:tblCellSpacing w:w="15" w:type="dxa"/>
+        </w:trPr>
+        <w:tc>
+          <w:tcPr>
+            <w:tcW w:w="0" w:type="auto"/>
+            <w:vAlign w:val="center"/>
+            <w:hideMark/>
+          </w:tcPr>
+          <w:p>
+            <w:pPr>
+              <w:jc w:val="both"/>
+              <w:rPr>
+                <w:rFonts w:ascii="Arial" w:hAnsi="Arial" w:cs="Arial"/>
+                <w:sz w:val="22"/>
+                <w:szCs w:val="22"/>
+              </w:rPr>
+            </w:pPr>
+            <w:proofErr w:type="spellStart"/>
+            <w:r>
+              <w:rPr>
+                <w:rFonts w:ascii="Arial" w:hAnsi="Arial" w:cs="Arial"/>
+                <w:sz w:val="22"/>
+                <w:szCs w:val="22"/>
+              </w:rPr>
+              <w:t>git</w:t>
+            </w:r>
+            <w:proofErr w:type="spellEnd"/>
+            <w:r>
+              <w:rPr>
+                <w:rFonts w:ascii="Arial" w:hAnsi="Arial" w:cs="Arial"/>
+                <w:sz w:val="22"/>
+                <w:szCs w:val="22"/>
+              </w:rPr>
+              <w:t xml:space="preserve"> switch -c &lt;nombre&gt;</w:t>
+            </w:r>
+          </w:p>
+        </w:tc>
+        <w:tc>
+          <w:tcPr>
+            <w:tcW w:w="0" w:type="auto"/>
+            <w:vAlign w:val="center"/>
+            <w:hideMark/>
+          </w:tcPr>
+          <w:p>
+            <w:pPr>
+              <w:jc w:val="both"/>
+              <w:rPr>
+                <w:rFonts w:ascii="Arial" w:hAnsi="Arial" w:cs="Arial"/>
+                <w:sz w:val="22"/>
+                <w:szCs w:val="22"/>
+              </w:rPr>
+            </w:pPr>
+            <w:r>
+              <w:rPr>
+                <w:rFonts w:ascii="Arial" w:hAnsi="Arial" w:cs="Arial"/>
+                <w:sz w:val="22"/>
+                <w:szCs w:val="22"/>
+              </w:rPr>
+              <w:t>Crea la rama y cambia a ella en un solo paso</w:t>
+            </w:r>
+          </w:p>
+        </w:tc>
+      </w:tr>
+      <w:tr>
+        <w:trPr>
+          <w:tblCellSpacing w:w="15" w:type="dxa"/>
+        </w:trPr>
+        <w:tc>
+          <w:tcPr>
+            <w:tcW w:w="0" w:type="auto"/>
+            <w:vAlign w:val="center"/>
+            <w:hideMark/>
+          </w:tcPr>
+          <w:p>
+            <w:pPr>
+              <w:jc w:val="both"/>
+              <w:rPr>
+                <w:rFonts w:ascii="Arial" w:hAnsi="Arial" w:cs="Arial"/>
+                <w:sz w:val="22"/>
+                <w:szCs w:val="22"/>
+              </w:rPr>
+            </w:pPr>
+            <w:proofErr w:type="spellStart"/>
+            <w:r>
+              <w:rPr>
+                <w:rFonts w:ascii="Arial" w:hAnsi="Arial" w:cs="Arial"/>
+                <w:sz w:val="22"/>
+                <w:szCs w:val="22"/>
+              </w:rPr>
+              <w:t>git</w:t>
+            </w:r>
+            <w:proofErr w:type="spellEnd"/>
+            <w:r>
+              <w:rPr>
+                <w:rFonts w:ascii="Arial" w:hAnsi="Arial" w:cs="Arial"/>
+                <w:sz w:val="22"/>
+                <w:szCs w:val="22"/>
+              </w:rPr>
+              <w:t xml:space="preserve"> </w:t>
+            </w:r>
+            <w:proofErr w:type="spellStart"/>
+            <w:r>
+              <w:rPr>
+                <w:rFonts w:ascii="Arial" w:hAnsi="Arial" w:cs="Arial"/>
+                <w:sz w:val="22"/>
+                <w:szCs w:val="22"/>
+              </w:rPr>
+              <w:t>merge</w:t>
+            </w:r>
+            <w:proofErr w:type="spellEnd"/>
+            <w:r>
+              <w:rPr>
+                <w:rFonts w:ascii="Arial" w:hAnsi="Arial" w:cs="Arial"/>
+                <w:sz w:val="22"/>
+                <w:szCs w:val="22"/>
+              </w:rPr>
+              <w:t xml:space="preserve"> &lt;rama&gt;</w:t>
+            </w:r>
+          </w:p>
+        </w:tc>
+        <w:tc>
+          <w:tcPr>
+            <w:tcW w:w="0" w:type="auto"/>
+            <w:vAlign w:val="center"/>
+            <w:hideMark/>
+          </w:tcPr>
+          <w:p>
+            <w:pPr>
+              <w:jc w:val="both"/>
+              <w:rPr>
+                <w:rFonts w:ascii="Arial" w:hAnsi="Arial" w:cs="Arial"/>
+                <w:sz w:val="22"/>
+                <w:szCs w:val="22"/>
+              </w:rPr>
+            </w:pPr>
+            <w:r>
+              <w:rPr>
+                <w:rFonts w:ascii="Arial" w:hAnsi="Arial" w:cs="Arial"/>
+                <w:sz w:val="22"/>
+                <w:szCs w:val="22"/>
+              </w:rPr>
+              <w:t>Fusiona la rama indicada en la rama actual</w:t>
+            </w:r>
+          </w:p>
+        </w:tc>
+      </w:tr>
+      <w:tr>
+        <w:trPr>
+          <w:tblCellSpacing w:w="15" w:type="dxa"/>
+        </w:trPr>
+        <w:tc>
+          <w:tcPr>
+            <w:tcW w:w="0" w:type="auto"/>
+            <w:vAlign w:val="center"/>
+            <w:hideMark/>
+          </w:tcPr>
+          <w:p>
+            <w:pPr>
+              <w:jc w:val="both"/>
+              <w:rPr>
+                <w:rFonts w:ascii="Arial" w:hAnsi="Arial" w:cs="Arial"/>
+                <w:sz w:val="22"/>
+                <w:szCs w:val="22"/>
+              </w:rPr>
+            </w:pPr>
+            <w:proofErr w:type="spellStart"/>
+            <w:r>
+              <w:rPr>
+                <w:rFonts w:ascii="Arial" w:hAnsi="Arial" w:cs="Arial"/>
+                <w:sz w:val="22"/>
+                <w:szCs w:val="22"/>
+              </w:rPr>
+              <w:t>git</w:t>
+            </w:r>
+            <w:proofErr w:type="spellEnd"/>
+            <w:r>
+              <w:rPr>
+                <w:rFonts w:ascii="Arial" w:hAnsi="Arial" w:cs="Arial"/>
+                <w:sz w:val="22"/>
+                <w:szCs w:val="22"/>
+              </w:rPr>
+              <w:t xml:space="preserve"> </w:t>
+            </w:r>
+            <w:proofErr w:type="spellStart"/>
+            <w:r>
+              <w:rPr>
+                <w:rFonts w:ascii="Arial" w:hAnsi="Arial" w:cs="Arial"/>
+                <w:sz w:val="22"/>
+                <w:szCs w:val="22"/>
+              </w:rPr>
+              <w:t>branch</w:t>
+            </w:r>
+            <w:proofErr w:type="spellEnd"/>
+            <w:r>
+              <w:rPr>
+                <w:rFonts w:ascii="Arial" w:hAnsi="Arial" w:cs="Arial"/>
+                <w:sz w:val="22"/>
+                <w:szCs w:val="22"/>
+              </w:rPr>
+              <w:t xml:space="preserve"> -d &lt;nombre&gt;</w:t>
+            </w:r>
+          </w:p>
+        </w:tc>
+        <w:tc>
+          <w:tcPr>
+            <w:tcW w:w="0" w:type="auto"/>
+            <w:vAlign w:val="center"/>
+            <w:hideMark/>
+          </w:tcPr>
+          <w:p>
+            <w:pPr>
+              <w:jc w:val="both"/>
+              <w:rPr>
+                <w:rFonts w:ascii="Arial" w:hAnsi="Arial" w:cs="Arial"/>
+                <w:sz w:val="22"/>
+                <w:szCs w:val="22"/>
+              </w:rPr>
+            </w:pPr>
+            <w:r>
+              <w:rPr>
+                <w:rFonts w:ascii="Arial" w:hAnsi="Arial" w:cs="Arial"/>
+                <w:sz w:val="22"/>
+                <w:szCs w:val="22"/>
+              </w:rPr>
+              <w:t>Elimina una rama ya fusionada</w:t>
+            </w:r>
+          </w:p>
+        </w:tc>
+      </w:tr>
+    </w:tbl>
+    <w:p>
+      <w:pPr>
+        <w:jc w:val="both"/>
+        <w:rPr>
+          <w:rFonts w:ascii="Arial" w:hAnsi="Arial" w:cs="Arial"/>
+          <w:sz w:val="22"/>
+          <w:szCs w:val="22"/>
+        </w:rPr>
+      </w:pPr>
+      <w:r>
+        <w:rPr>
+          <w:rFonts w:ascii="Segoe UI Emoji" w:hAnsi="Segoe UI Emoji" w:cs="Segoe UI Emoji"/>
+          <w:sz w:val="22"/>
+          <w:szCs w:val="22"/>
+        </w:rPr>
+        <w:t>⚠️</w:t>
+      </w:r>
+      <w:r>
+        <w:rPr>
+          <w:rFonts w:ascii="Arial" w:hAnsi="Arial" w:cs="Arial"/>
+          <w:sz w:val="22"/>
+          <w:szCs w:val="22"/>
+        </w:rPr>
+        <w:t xml:space="preserve"> Antes de cambiar de rama, confirma o guarda los cambios pendientes y cierra los archivos abiertos.</w:t>
+      </w:r>
+      <w:r>
+        <w:rPr>
+          <w:rFonts w:ascii="Arial" w:hAnsi="Arial" w:cs="Arial"/>
+          <w:sz w:val="22"/>
+          <w:szCs w:val="22"/>
+        </w:rPr>
+        <w:br/>
+      </w:r>
+    </w:p>
+    <w:p>
+      <w:pPr>
+        <w:jc w:val="both"/>
+        <w:rPr>
+          <w:rFonts w:ascii="Arial" w:hAnsi="Arial" w:cs="Arial"/>
+          <w:b/>
+          <w:bCs/>
+          <w:sz w:val="22"/>
+          <w:szCs w:val="22"/>
+        </w:rPr>
+      </w:pPr>
+      <w:r>
+        <w:rPr>
+          <w:rFonts w:ascii="Arial" w:hAnsi="Arial" w:cs="Arial"/>
+          <w:b/>
+          <w:bCs/>
+          <w:sz w:val="22"/>
+          <w:szCs w:val="22"/>
+        </w:rPr>
+        <w:t>3.3 Fusión (</w:t>
+      </w:r>
+      <w:proofErr w:type="spellStart"/>
+      <w:r>
+        <w:rPr>
+          <w:rFonts w:ascii="Arial" w:hAnsi="Arial" w:cs="Arial"/>
+          <w:b/>
+          <w:bCs/>
+          <w:i/>
+          <w:iCs/>
+          <w:sz w:val="22"/>
+          <w:szCs w:val="22"/>
+        </w:rPr>
+        <w:t>merge</w:t>
+      </w:r>
+      <w:proofErr w:type="spellEnd"/>
+      <w:r>
+        <w:rPr>
+          <w:rFonts w:ascii="Arial" w:hAnsi="Arial" w:cs="Arial"/>
+          <w:b/>
+          <w:bCs/>
+          <w:sz w:val="22"/>
+          <w:szCs w:val="22"/>
+        </w:rPr>
+        <w:t>)</w:t>
+      </w:r>
+    </w:p>
+    <w:p>
+      <w:pPr>
+        <w:jc w:val="both"/>
+        <w:rPr>
+          <w:rFonts w:ascii="Arial" w:hAnsi="Arial" w:cs="Arial"/>
+          <w:sz w:val="22"/>
+          <w:szCs w:val="22"/>
+        </w:rPr>
+      </w:pPr>
+      <w:r>
+        <w:rPr>
+          <w:rFonts w:ascii="Arial" w:hAnsi="Arial" w:cs="Arial"/>
+          <w:sz w:val="22"/>
+          <w:szCs w:val="22"/>
+        </w:rPr>
+        <w:t>Al fusionar, Git integra los cambios de una rama en otra. Hay dos casos:</w:t>
+      </w:r>
+    </w:p>
+    <w:p>
+      <w:pPr>
+        <w:numPr>
+          <w:ilvl w:val="0"/>
+          <w:numId w:val="1"/>
+        </w:numPr>
+        <w:jc w:val="both"/>
+        <w:rPr>
+          <w:rFonts w:ascii="Arial" w:hAnsi="Arial" w:cs="Arial"/>
+          <w:sz w:val="22"/>
+          <w:szCs w:val="22"/>
+        </w:rPr>
+      </w:pPr>
+      <w:r>
+        <w:rPr>
+          <w:rFonts w:ascii="Arial" w:hAnsi="Arial" w:cs="Arial"/>
+          <w:b/>
+          <w:bCs/>
+          <w:sz w:val="22"/>
+          <w:szCs w:val="22"/>
+        </w:rPr>
+        <w:t>Avance rápido (</w:t>
+      </w:r>
+      <w:proofErr w:type="spellStart"/>
+      <w:r>
+        <w:rPr>
+          <w:rFonts w:ascii="Arial" w:hAnsi="Arial" w:cs="Arial"/>
+          <w:b/>
+          <w:bCs/>
+          <w:i/>
+          <w:iCs/>
+          <w:sz w:val="22"/>
+          <w:szCs w:val="22"/>
+        </w:rPr>
+        <w:t>fast</w:t>
+      </w:r>
+      <w:proofErr w:type="spellEnd"/>
+      <w:r>
+        <w:rPr>
+          <w:rFonts w:ascii="Arial" w:hAnsi="Arial" w:cs="Arial"/>
+          <w:b/>
+          <w:bCs/>
+          <w:i/>
+          <w:iCs/>
+          <w:sz w:val="22"/>
+          <w:szCs w:val="22"/>
+        </w:rPr>
+        <w:t>-forward</w:t>
+      </w:r>
+      <w:r>
+        <w:rPr>
+          <w:rFonts w:ascii="Arial" w:hAnsi="Arial" w:cs="Arial"/>
+          <w:b/>
+          <w:bCs/>
+          <w:sz w:val="22"/>
+          <w:szCs w:val="22"/>
+        </w:rPr>
+        <w:t>):</w:t>
+      </w:r>
+      <w:r>
+        <w:rPr>
+          <w:rFonts w:ascii="Arial" w:hAnsi="Arial" w:cs="Arial"/>
+          <w:sz w:val="22"/>
+          <w:szCs w:val="22"/>
+        </w:rPr>
+        <w:t xml:space="preserve"> la rama principal no cambió desde que se creó la nueva, así que Git solo mueve el puntero.</w:t>
+      </w:r>
+    </w:p>
+    <w:p>
+      <w:pPr>
+        <w:numPr>
+          <w:ilvl w:val="0"/>
+          <w:numId w:val="1"/>
+        </w:numPr>
+        <w:jc w:val="both"/>
+        <w:rPr>
+          <w:rFonts w:ascii="Arial" w:hAnsi="Arial" w:cs="Arial"/>
+          <w:sz w:val="22"/>
+          <w:szCs w:val="22"/>
+        </w:rPr>
+      </w:pPr>
+      <w:r>
+        <w:rPr>
+          <w:rFonts w:ascii="Arial" w:hAnsi="Arial" w:cs="Arial"/>
+          <w:b/>
+          <w:bCs/>
+          <w:sz w:val="22"/>
+          <w:szCs w:val="22"/>
+        </w:rPr>
+        <w:t>Fusión de tres vías:</w:t>
+      </w:r>
+      <w:r>
+        <w:rPr>
+          <w:rFonts w:ascii="Arial" w:hAnsi="Arial" w:cs="Arial"/>
+          <w:sz w:val="22"/>
+          <w:szCs w:val="22"/>
+        </w:rPr>
+        <w:t xml:space="preserve"> ambas ramas avanzaron; Git crea una nueva confirmación que une las dos historias.</w:t>
+      </w:r>
+      <w:r>
+        <w:rPr>
+          <w:rFonts w:ascii="Arial" w:hAnsi="Arial" w:cs="Arial"/>
+          <w:sz w:val="22"/>
+          <w:szCs w:val="22"/>
+        </w:rPr>
+        <w:br/>
+      </w:r>
+    </w:p>
+    <w:p>
+      <w:pPr>
+        <w:jc w:val="both"/>
+        <w:rPr>
+          <w:rFonts w:ascii="Arial" w:hAnsi="Arial" w:cs="Arial"/>
+          <w:sz w:val="22"/>
+          <w:szCs w:val="22"/>
+        </w:rPr>
+      </w:pPr>
+    </w:p>
+    <w:p>
+      <w:pPr>
+        <w:jc w:val="both"/>
+        <w:rPr>
+          <w:rFonts w:ascii="Arial" w:hAnsi="Arial" w:cs="Arial"/>
+          <w:sz w:val="22"/>
+          <w:szCs w:val="22"/>
+        </w:rPr>
+      </w:pPr>
+    </w:p>
+    <w:p>
+      <w:pPr>
+        <w:jc w:val="both"/>
+        <w:rPr>
+          <w:rFonts w:ascii="Arial" w:hAnsi="Arial" w:cs="Arial"/>
+          <w:b/>
+          <w:bCs/>
+          <w:sz w:val="22"/>
+          <w:szCs w:val="22"/>
+        </w:rPr>
+      </w:pPr>
+      <w:r>
+        <w:rPr>
+          <w:rFonts w:ascii="Arial" w:hAnsi="Arial" w:cs="Arial"/>
+          <w:b/>
+          <w:bCs/>
+          <w:sz w:val="22"/>
+          <w:szCs w:val="22"/>
+        </w:rPr>
+        <w:lastRenderedPageBreak/>
+        <w:t>3.4 Conflictos de fusión</w:t>
+      </w:r>
+    </w:p>
+    <w:p>
+      <w:pPr>
+        <w:jc w:val="both"/>
+        <w:rPr>
+          <w:rFonts w:ascii="Arial" w:hAnsi="Arial" w:cs="Arial"/>
+          <w:sz w:val="22"/>
+          <w:szCs w:val="22"/>
+        </w:rPr>
+      </w:pPr>
+      <w:r>
+        <w:rPr>
+          <w:rFonts w:ascii="Arial" w:hAnsi="Arial" w:cs="Arial"/>
+          <w:sz w:val="22"/>
+          <w:szCs w:val="22"/>
+        </w:rPr>
+        <w:t xml:space="preserve">Si dos ramas modificaron </w:t>
+      </w:r>
+      <w:r>
+        <w:rPr>
+          <w:rFonts w:ascii="Arial" w:hAnsi="Arial" w:cs="Arial"/>
+          <w:b/>
+          <w:bCs/>
+          <w:sz w:val="22"/>
+          <w:szCs w:val="22"/>
+        </w:rPr>
+        <w:t>la misma parte del mismo archivo</w:t>
+      </w:r>
+      <w:r>
+        <w:rPr>
+          <w:rFonts w:ascii="Arial" w:hAnsi="Arial" w:cs="Arial"/>
+          <w:sz w:val="22"/>
+          <w:szCs w:val="22"/>
+        </w:rPr>
+        <w:t>, Git no puede decidir cuál conservar y marca un conflicto. Dentro del archivo aparecen delimitadores:</w:t>
+      </w:r>
+    </w:p>
+    <w:p>
+      <w:pPr>
+        <w:jc w:val="both"/>
+        <w:rPr>
+          <w:rFonts w:ascii="Arial" w:hAnsi="Arial" w:cs="Arial"/>
+          <w:sz w:val="22"/>
+          <w:szCs w:val="22"/>
+        </w:rPr>
+      </w:pPr>
+      <w:r>
+        <w:rPr>
+          <w:rFonts w:ascii="Arial" w:hAnsi="Arial" w:cs="Arial"/>
+          <w:sz w:val="22"/>
+          <w:szCs w:val="22"/>
+        </w:rPr>
+        <w:t>&lt;&lt;&lt;&lt;&lt;&lt;&lt; HEAD</w:t>
+      </w:r>
+    </w:p>
+    <w:p>
+      <w:pPr>
+        <w:jc w:val="both"/>
+        <w:rPr>
+          <w:rFonts w:ascii="Arial" w:hAnsi="Arial" w:cs="Arial"/>
+          <w:sz w:val="22"/>
+          <w:szCs w:val="22"/>
+        </w:rPr>
+      </w:pPr>
+      <w:r>
+        <w:rPr>
+          <w:rFonts w:ascii="Arial" w:hAnsi="Arial" w:cs="Arial"/>
+          <w:sz w:val="22"/>
+          <w:szCs w:val="22"/>
+        </w:rPr>
+        <w:t>Texto de la rama actual</w:t>
+      </w:r>
+    </w:p>
+    <w:p>
+      <w:pPr>
+        <w:jc w:val="both"/>
+        <w:rPr>
+          <w:rFonts w:ascii="Arial" w:hAnsi="Arial" w:cs="Arial"/>
+          <w:sz w:val="22"/>
+          <w:szCs w:val="22"/>
+        </w:rPr>
+      </w:pPr>
+      <w:r>
+        <w:rPr>
+          <w:rFonts w:ascii="Arial" w:hAnsi="Arial" w:cs="Arial"/>
+          <w:sz w:val="22"/>
+          <w:szCs w:val="22"/>
+        </w:rPr>
+        <w:t>=======</w:t>
+      </w:r>
+    </w:p>
+    <w:p>
+      <w:pPr>
+        <w:jc w:val="both"/>
+        <w:rPr>
+          <w:rFonts w:ascii="Arial" w:hAnsi="Arial" w:cs="Arial"/>
+          <w:sz w:val="22"/>
+          <w:szCs w:val="22"/>
+        </w:rPr>
+      </w:pPr>
+      <w:r>
+        <w:rPr>
+          <w:rFonts w:ascii="Arial" w:hAnsi="Arial" w:cs="Arial"/>
+          <w:sz w:val="22"/>
+          <w:szCs w:val="22"/>
+        </w:rPr>
+        <w:t>Texto de la rama que se fusiona</w:t>
+      </w:r>
+    </w:p>
+    <w:p>
+      <w:pPr>
+        <w:jc w:val="both"/>
+        <w:rPr>
+          <w:rFonts w:ascii="Arial" w:hAnsi="Arial" w:cs="Arial"/>
+          <w:sz w:val="22"/>
+          <w:szCs w:val="22"/>
+        </w:rPr>
+      </w:pPr>
+      <w:r>
+        <w:rPr>
+          <w:rFonts w:ascii="Arial" w:hAnsi="Arial" w:cs="Arial"/>
+          <w:sz w:val="22"/>
+          <w:szCs w:val="22"/>
+        </w:rPr>
+        <w:t>&gt;&gt;&gt;&gt;&gt;&gt;&gt; nombre-rama</w:t>
+      </w:r>
+    </w:p>
+    <w:p>
+      <w:pPr>
+        <w:jc w:val="both"/>
+        <w:rPr>
+          <w:rFonts w:ascii="Arial" w:hAnsi="Arial" w:cs="Arial"/>
+          <w:sz w:val="22"/>
+          <w:szCs w:val="22"/>
+        </w:rPr>
+      </w:pPr>
+      <w:r>
+        <w:rPr>
+          <w:rFonts w:ascii="Arial" w:hAnsi="Arial" w:cs="Arial"/>
+          <w:b/>
+          <w:bCs/>
+          <w:sz w:val="22"/>
+          <w:szCs w:val="22"/>
+        </w:rPr>
+        <w:t>Cómo resolverlo:</w:t>
+      </w:r>
+    </w:p>
+    <w:p>
+      <w:pPr>
+        <w:numPr>
+          <w:ilvl w:val="0"/>
+          <w:numId w:val="2"/>
+        </w:numPr>
+        <w:jc w:val="both"/>
+        <w:rPr>
+          <w:rFonts w:ascii="Arial" w:hAnsi="Arial" w:cs="Arial"/>
+          <w:sz w:val="22"/>
+          <w:szCs w:val="22"/>
+        </w:rPr>
+      </w:pPr>
+      <w:r>
+        <w:rPr>
+          <w:rFonts w:ascii="Arial" w:hAnsi="Arial" w:cs="Arial"/>
+          <w:sz w:val="22"/>
+          <w:szCs w:val="22"/>
+        </w:rPr>
+        <w:t>Abrir el archivo y decidir qué contenido se conserva.</w:t>
+      </w:r>
+    </w:p>
+    <w:p>
+      <w:pPr>
+        <w:numPr>
+          <w:ilvl w:val="0"/>
+          <w:numId w:val="2"/>
+        </w:numPr>
+        <w:jc w:val="both"/>
+        <w:rPr>
+          <w:rFonts w:ascii="Arial" w:hAnsi="Arial" w:cs="Arial"/>
+          <w:sz w:val="22"/>
+          <w:szCs w:val="22"/>
+        </w:rPr>
+      </w:pPr>
+      <w:r>
+        <w:rPr>
+          <w:rFonts w:ascii="Arial" w:hAnsi="Arial" w:cs="Arial"/>
+          <w:sz w:val="22"/>
+          <w:szCs w:val="22"/>
+        </w:rPr>
+        <w:t>Borrar los delimitadores (&lt;&lt;&lt;&lt;&lt;&lt;&lt;, =======, &gt;&gt;&gt;&gt;&gt;&gt;&gt;).</w:t>
+      </w:r>
+    </w:p>
+    <w:p>
+      <w:pPr>
+        <w:numPr>
+          <w:ilvl w:val="0"/>
+          <w:numId w:val="2"/>
+        </w:numPr>
+        <w:jc w:val="both"/>
+        <w:rPr>
+          <w:rFonts w:ascii="Arial" w:hAnsi="Arial" w:cs="Arial"/>
+          <w:sz w:val="22"/>
+          <w:szCs w:val="22"/>
+        </w:rPr>
+      </w:pPr>
+      <w:r>
+        <w:rPr>
+          <w:rFonts w:ascii="Arial" w:hAnsi="Arial" w:cs="Arial"/>
+          <w:sz w:val="22"/>
+          <w:szCs w:val="22"/>
+        </w:rPr>
+        <w:t xml:space="preserve">Ejecutar </w:t>
+      </w:r>
+      <w:proofErr w:type="spellStart"/>
+      <w:r>
+        <w:rPr>
+          <w:rFonts w:ascii="Arial" w:hAnsi="Arial" w:cs="Arial"/>
+          <w:sz w:val="22"/>
+          <w:szCs w:val="22"/>
+        </w:rPr>
+        <w:t>git</w:t>
+      </w:r>
+      <w:proofErr w:type="spellEnd"/>
+      <w:r>
+        <w:rPr>
+          <w:rFonts w:ascii="Arial" w:hAnsi="Arial" w:cs="Arial"/>
+          <w:sz w:val="22"/>
+          <w:szCs w:val="22"/>
+        </w:rPr>
+        <w:t xml:space="preserve"> </w:t>
+      </w:r>
+      <w:proofErr w:type="spellStart"/>
+      <w:r>
+        <w:rPr>
+          <w:rFonts w:ascii="Arial" w:hAnsi="Arial" w:cs="Arial"/>
+          <w:sz w:val="22"/>
+          <w:szCs w:val="22"/>
+        </w:rPr>
+        <w:t>add</w:t>
+      </w:r>
+      <w:proofErr w:type="spellEnd"/>
+      <w:r>
+        <w:rPr>
+          <w:rFonts w:ascii="Arial" w:hAnsi="Arial" w:cs="Arial"/>
+          <w:sz w:val="22"/>
+          <w:szCs w:val="22"/>
+        </w:rPr>
+        <w:t xml:space="preserve"> &lt;archivo&gt; y luego </w:t>
+      </w:r>
+      <w:proofErr w:type="spellStart"/>
+      <w:r>
+        <w:rPr>
+          <w:rFonts w:ascii="Arial" w:hAnsi="Arial" w:cs="Arial"/>
+          <w:sz w:val="22"/>
+          <w:szCs w:val="22"/>
+        </w:rPr>
+        <w:t>git</w:t>
+      </w:r>
+      <w:proofErr w:type="spellEnd"/>
+      <w:r>
+        <w:rPr>
+          <w:rFonts w:ascii="Arial" w:hAnsi="Arial" w:cs="Arial"/>
+          <w:sz w:val="22"/>
+          <w:szCs w:val="22"/>
+        </w:rPr>
+        <w:t xml:space="preserve"> </w:t>
+      </w:r>
+      <w:proofErr w:type="spellStart"/>
+      <w:r>
+        <w:rPr>
+          <w:rFonts w:ascii="Arial" w:hAnsi="Arial" w:cs="Arial"/>
+          <w:sz w:val="22"/>
+          <w:szCs w:val="22"/>
+        </w:rPr>
+        <w:t>commit</w:t>
+      </w:r>
+      <w:proofErr w:type="spellEnd"/>
+      <w:r>
+        <w:rPr>
+          <w:rFonts w:ascii="Arial" w:hAnsi="Arial" w:cs="Arial"/>
+          <w:sz w:val="22"/>
+          <w:szCs w:val="22"/>
+        </w:rPr>
+        <w:t xml:space="preserve"> para concluir la fusión.</w:t>
+      </w:r>
+    </w:p>
+    <w:p>
+      <w:pPr>
+        <w:ind w:left="720"/>
+        <w:jc w:val="both"/>
+        <w:rPr>
+          <w:rFonts w:ascii="Arial" w:hAnsi="Arial" w:cs="Arial"/>
+          <w:sz w:val="22"/>
+          <w:szCs w:val="22"/>
+        </w:rPr>
+      </w:pPr>
+    </w:p>
+    <w:p>
+      <w:pPr>
+        <w:jc w:val="both"/>
+        <w:rPr>
+          <w:rFonts w:ascii="Arial" w:hAnsi="Arial" w:cs="Arial"/>
+          <w:b/>
+          <w:bCs/>
+          <w:sz w:val="22"/>
+          <w:szCs w:val="22"/>
+        </w:rPr>
+      </w:pPr>
+      <w:r>
+        <w:rPr>
+          <w:rFonts w:ascii="Arial" w:hAnsi="Arial" w:cs="Arial"/>
+          <w:b/>
+          <w:bCs/>
+          <w:sz w:val="22"/>
+          <w:szCs w:val="22"/>
+        </w:rPr>
+        <w:t>3.5 Flujo de trabajo con ramas</w:t>
+      </w:r>
+    </w:p>
+    <w:p>
+      <w:pPr>
+        <w:jc w:val="both"/>
+        <w:rPr>
+          <w:rFonts w:ascii="Arial" w:hAnsi="Arial" w:cs="Arial"/>
+          <w:sz w:val="22"/>
+          <w:szCs w:val="22"/>
+        </w:rPr>
+      </w:pPr>
+      <w:r>
+        <w:rPr>
+          <w:rFonts w:ascii="Arial" w:hAnsi="Arial" w:cs="Arial"/>
+          <w:sz w:val="22"/>
+          <w:szCs w:val="22"/>
+        </w:rPr>
+        <w:t>En equipo se suele seguir este esquema:</w:t>
+      </w:r>
+    </w:p>
+    <w:p>
+      <w:pPr>
+        <w:numPr>
+          <w:ilvl w:val="0"/>
+          <w:numId w:val="3"/>
+        </w:numPr>
+        <w:jc w:val="both"/>
+        <w:rPr>
+          <w:rFonts w:ascii="Arial" w:hAnsi="Arial" w:cs="Arial"/>
+          <w:sz w:val="22"/>
+          <w:szCs w:val="22"/>
+        </w:rPr>
+      </w:pPr>
+      <w:r>
+        <w:rPr>
+          <w:rFonts w:ascii="Arial" w:hAnsi="Arial" w:cs="Arial"/>
+          <w:b/>
+          <w:bCs/>
+          <w:sz w:val="22"/>
+          <w:szCs w:val="22"/>
+        </w:rPr>
+        <w:t>Rama principal (</w:t>
+      </w:r>
+      <w:proofErr w:type="spellStart"/>
+      <w:r>
+        <w:rPr>
+          <w:rFonts w:ascii="Arial" w:hAnsi="Arial" w:cs="Arial"/>
+          <w:b/>
+          <w:bCs/>
+          <w:sz w:val="22"/>
+          <w:szCs w:val="22"/>
+        </w:rPr>
+        <w:t>main</w:t>
+      </w:r>
+      <w:proofErr w:type="spellEnd"/>
+      <w:r>
+        <w:rPr>
+          <w:rFonts w:ascii="Arial" w:hAnsi="Arial" w:cs="Arial"/>
+          <w:b/>
+          <w:bCs/>
+          <w:sz w:val="22"/>
+          <w:szCs w:val="22"/>
+        </w:rPr>
+        <w:t>/</w:t>
+      </w:r>
+      <w:proofErr w:type="gramStart"/>
+      <w:r>
+        <w:rPr>
+          <w:rFonts w:ascii="Arial" w:hAnsi="Arial" w:cs="Arial"/>
+          <w:b/>
+          <w:bCs/>
+          <w:sz w:val="22"/>
+          <w:szCs w:val="22"/>
+        </w:rPr>
+        <w:t>master</w:t>
+      </w:r>
+      <w:proofErr w:type="gramEnd"/>
+      <w:r>
+        <w:rPr>
+          <w:rFonts w:ascii="Arial" w:hAnsi="Arial" w:cs="Arial"/>
+          <w:b/>
+          <w:bCs/>
+          <w:sz w:val="22"/>
+          <w:szCs w:val="22"/>
+        </w:rPr>
+        <w:t>):</w:t>
+      </w:r>
+      <w:r>
+        <w:rPr>
+          <w:rFonts w:ascii="Arial" w:hAnsi="Arial" w:cs="Arial"/>
+          <w:sz w:val="22"/>
+          <w:szCs w:val="22"/>
+        </w:rPr>
+        <w:t xml:space="preserve"> contiene la versión estable; no se trabaja directamente en ella.</w:t>
+      </w:r>
+    </w:p>
+    <w:p>
+      <w:pPr>
+        <w:numPr>
+          <w:ilvl w:val="0"/>
+          <w:numId w:val="3"/>
+        </w:numPr>
+        <w:jc w:val="both"/>
+        <w:rPr>
+          <w:rFonts w:ascii="Arial" w:hAnsi="Arial" w:cs="Arial"/>
+          <w:sz w:val="22"/>
+          <w:szCs w:val="22"/>
+        </w:rPr>
+      </w:pPr>
+      <w:r>
+        <w:rPr>
+          <w:rFonts w:ascii="Arial" w:hAnsi="Arial" w:cs="Arial"/>
+          <w:b/>
+          <w:bCs/>
+          <w:sz w:val="22"/>
+          <w:szCs w:val="22"/>
+        </w:rPr>
+        <w:t>Rama de desarrollo (</w:t>
+      </w:r>
+      <w:proofErr w:type="spellStart"/>
+      <w:r>
+        <w:rPr>
+          <w:rFonts w:ascii="Arial" w:hAnsi="Arial" w:cs="Arial"/>
+          <w:b/>
+          <w:bCs/>
+          <w:sz w:val="22"/>
+          <w:szCs w:val="22"/>
+        </w:rPr>
+        <w:t>dev</w:t>
+      </w:r>
+      <w:proofErr w:type="spellEnd"/>
+      <w:r>
+        <w:rPr>
+          <w:rFonts w:ascii="Arial" w:hAnsi="Arial" w:cs="Arial"/>
+          <w:b/>
+          <w:bCs/>
+          <w:sz w:val="22"/>
+          <w:szCs w:val="22"/>
+        </w:rPr>
+        <w:t>):</w:t>
+      </w:r>
+      <w:r>
+        <w:rPr>
+          <w:rFonts w:ascii="Arial" w:hAnsi="Arial" w:cs="Arial"/>
+          <w:sz w:val="22"/>
+          <w:szCs w:val="22"/>
+        </w:rPr>
+        <w:t xml:space="preserve"> integra el trabajo en curso.</w:t>
+      </w:r>
+    </w:p>
+    <w:p>
+      <w:pPr>
+        <w:numPr>
+          <w:ilvl w:val="0"/>
+          <w:numId w:val="3"/>
+        </w:numPr>
+        <w:jc w:val="both"/>
+        <w:rPr>
+          <w:rFonts w:ascii="Arial" w:hAnsi="Arial" w:cs="Arial"/>
+          <w:sz w:val="22"/>
+          <w:szCs w:val="22"/>
+        </w:rPr>
+      </w:pPr>
+      <w:r>
+        <w:rPr>
+          <w:rFonts w:ascii="Arial" w:hAnsi="Arial" w:cs="Arial"/>
+          <w:b/>
+          <w:bCs/>
+          <w:sz w:val="22"/>
+          <w:szCs w:val="22"/>
+        </w:rPr>
+        <w:t>Ramas por tarea o por persona:</w:t>
+      </w:r>
+      <w:r>
+        <w:rPr>
+          <w:rFonts w:ascii="Arial" w:hAnsi="Arial" w:cs="Arial"/>
+          <w:sz w:val="22"/>
+          <w:szCs w:val="22"/>
+        </w:rPr>
+        <w:t xml:space="preserve"> cada integrante crea su propia rama desde </w:t>
+      </w:r>
+      <w:proofErr w:type="spellStart"/>
+      <w:r>
+        <w:rPr>
+          <w:rFonts w:ascii="Arial" w:hAnsi="Arial" w:cs="Arial"/>
+          <w:sz w:val="22"/>
+          <w:szCs w:val="22"/>
+        </w:rPr>
+        <w:t>dev</w:t>
+      </w:r>
+      <w:proofErr w:type="spellEnd"/>
+      <w:r>
+        <w:rPr>
+          <w:rFonts w:ascii="Arial" w:hAnsi="Arial" w:cs="Arial"/>
+          <w:sz w:val="22"/>
+          <w:szCs w:val="22"/>
+        </w:rPr>
+        <w:t xml:space="preserve">, trabaja allí y luego la fusiona con </w:t>
+      </w:r>
+      <w:proofErr w:type="spellStart"/>
+      <w:r>
+        <w:rPr>
+          <w:rFonts w:ascii="Arial" w:hAnsi="Arial" w:cs="Arial"/>
+          <w:sz w:val="22"/>
+          <w:szCs w:val="22"/>
+        </w:rPr>
+        <w:t>merge</w:t>
+      </w:r>
+      <w:proofErr w:type="spellEnd"/>
+      <w:r>
+        <w:rPr>
+          <w:rFonts w:ascii="Arial" w:hAnsi="Arial" w:cs="Arial"/>
+          <w:sz w:val="22"/>
+          <w:szCs w:val="22"/>
+        </w:rPr>
+        <w:t>.</w:t>
+      </w:r>
+    </w:p>
+    <w:p>
+      <w:pPr>
+        <w:numPr>
+          <w:ilvl w:val="0"/>
+          <w:numId w:val="3"/>
+        </w:numPr>
+        <w:jc w:val="both"/>
+        <w:rPr>
+          <w:rFonts w:ascii="Arial" w:hAnsi="Arial" w:cs="Arial"/>
+          <w:sz w:val="22"/>
+          <w:szCs w:val="22"/>
+        </w:rPr>
+      </w:pPr>
+      <w:r>
+        <w:rPr>
+          <w:rFonts w:ascii="Arial" w:hAnsi="Arial" w:cs="Arial"/>
+          <w:sz w:val="22"/>
+          <w:szCs w:val="22"/>
+        </w:rPr>
+        <w:t>Al final, los cambios validados se integran en la rama principal, y los conflictos los resuelve el responsable del proyecto.</w:t>
+      </w:r>
+    </w:p>
+    <w:p>
+      <w:pPr>
+        <w:ind w:left="720"/>
+        <w:jc w:val="both"/>
+        <w:rPr>
+          <w:rFonts w:ascii="Arial" w:hAnsi="Arial" w:cs="Arial"/>
+          <w:sz w:val="22"/>
+          <w:szCs w:val="22"/>
+        </w:rPr>
+      </w:pPr>
+    </w:p>
+    <w:p>
+      <w:pPr>
+        <w:jc w:val="both"/>
+        <w:rPr>
+          <w:rFonts w:ascii="Arial" w:hAnsi="Arial" w:cs="Arial"/>
+          <w:b/>
+          <w:bCs/>
+          <w:sz w:val="22"/>
+          <w:szCs w:val="22"/>
+        </w:rPr>
+      </w:pPr>
+      <w:r>
+        <w:rPr>
+          <w:rFonts w:ascii="Arial" w:hAnsi="Arial" w:cs="Arial"/>
+          <w:b/>
+          <w:bCs/>
+          <w:sz w:val="22"/>
+          <w:szCs w:val="22"/>
+        </w:rPr>
+        <w:t>Conclusión</w:t>
+      </w:r>
+    </w:p>
+    <w:p>
+      <w:pPr>
+        <w:jc w:val="both"/>
+        <w:rPr>
+          <w:rFonts w:ascii="Arial" w:hAnsi="Arial" w:cs="Arial"/>
+          <w:sz w:val="22"/>
+          <w:szCs w:val="22"/>
+        </w:rPr>
+      </w:pPr>
+      <w:r>
+        <w:rPr>
+          <w:rFonts w:ascii="Arial" w:hAnsi="Arial" w:cs="Arial"/>
+          <w:sz w:val="22"/>
+          <w:szCs w:val="22"/>
+        </w:rPr>
+        <w:t>Las ramas permiten experimentar sin riesgo y trabajar en paralelo. Combinadas con fusiones y una buena organización, hacen posible la colaboración en proyectos de ciencia de datos.</w:t>
+      </w:r>
+    </w:p>
+    <w:p>
+      <w:pPr>
+        <w:jc w:val="both"/>
+        <w:rPr>
+          <w:rFonts w:ascii="Arial" w:hAnsi="Arial" w:cs="Arial"/>
+          <w:sz w:val="22"/>
+          <w:szCs w:val="22"/>
+          <w:lang w:val="en-US"/>
+        </w:rPr>
+      </w:pPr>
+      <w:r>
+        <w:rPr>
+          <w:rFonts w:ascii="Arial" w:hAnsi="Arial" w:cs="Arial"/>
+          <w:b/>
+          <w:bCs/>
+          <w:sz w:val="22"/>
+          <w:szCs w:val="22"/>
+        </w:rPr>
+        <w:t>Referencia:</w:t>
+      </w:r>
+      <w:r>
+        <w:rPr>
+          <w:rFonts w:ascii="Arial" w:hAnsi="Arial" w:cs="Arial"/>
+          <w:sz w:val="22"/>
+          <w:szCs w:val="22"/>
+        </w:rPr>
+        <w:t xml:space="preserve"> </w:t>
+      </w:r>
+      <w:proofErr w:type="spellStart"/>
+      <w:r>
+        <w:rPr>
+          <w:rFonts w:ascii="Arial" w:hAnsi="Arial" w:cs="Arial"/>
+          <w:sz w:val="22"/>
+          <w:szCs w:val="22"/>
+        </w:rPr>
+        <w:t>Chacon</w:t>
+      </w:r>
+      <w:proofErr w:type="spellEnd"/>
+      <w:r>
+        <w:rPr>
+          <w:rFonts w:ascii="Arial" w:hAnsi="Arial" w:cs="Arial"/>
+          <w:sz w:val="22"/>
+          <w:szCs w:val="22"/>
+        </w:rPr>
+        <w:t xml:space="preserve">, S., &amp; Straub, B. (2014). </w:t>
+      </w:r>
+      <w:r>
+        <w:rPr>
+          <w:rFonts w:ascii="Arial" w:hAnsi="Arial" w:cs="Arial"/>
+          <w:i/>
+          <w:iCs/>
+          <w:sz w:val="22"/>
+          <w:szCs w:val="22"/>
+          <w:lang w:val="en-US"/>
+        </w:rPr>
+        <w:t>Pro Git</w:t>
+      </w:r>
+      <w:r>
+        <w:rPr>
+          <w:rFonts w:ascii="Arial" w:hAnsi="Arial" w:cs="Arial"/>
+          <w:sz w:val="22"/>
+          <w:szCs w:val="22"/>
+          <w:lang w:val="en-US"/>
+        </w:rPr>
+        <w:t xml:space="preserve"> (2nd ed.). </w:t>
+      </w:r>
+      <w:proofErr w:type="spellStart"/>
+      <w:r>
+        <w:rPr>
+          <w:rFonts w:ascii="Arial" w:hAnsi="Arial" w:cs="Arial"/>
+          <w:sz w:val="22"/>
+          <w:szCs w:val="22"/>
+          <w:lang w:val="en-US"/>
+        </w:rPr>
+        <w:t>Apress</w:t>
+      </w:r>
+      <w:proofErr w:type="spellEnd"/>
+      <w:r>
+        <w:rPr>
+          <w:rFonts w:ascii="Arial" w:hAnsi="Arial" w:cs="Arial"/>
+          <w:sz w:val="22"/>
+          <w:szCs w:val="22"/>
+          <w:lang w:val="en-US"/>
+        </w:rPr>
+        <w:t>. https://git-scm.com/book/es/v2</w:t>
+      </w:r>
+    </w:p>
+    <w:p>
+      <w:pPr>
+        <w:jc w:val="both"/>
+        <w:rPr>
+          <w:rFonts w:ascii="Arial" w:hAnsi="Arial" w:cs="Arial"/>
+          <w:sz w:val="22"/>
+          <w:szCs w:val="22"/>
+        </w:rPr>
+      </w:pPr>
     </w:p>
     <w:sectPr>
       <w:pgSz w:w="12240" w:h="15840"/>
@@ -15,6 +1740,583 @@
     </w:sectPr>
   </w:body>
 </w:document>
+</file>
+
+<file path=word/numbering.xml><?xml version="1.0" encoding="utf-8"?>
+<w:numbering xmlns:wpc="http://schemas.microsoft.com/office/word/2010/wordprocessingCanvas" xmlns:cx="http://schemas.microsoft.com/office/drawing/2014/chartex" xmlns:cx1="http://schemas.microsoft.com/office/drawing/2015/9/8/chartex" xmlns:cx2="http://schemas.microsoft.com/office/drawing/2015/10/21/chartex" xmlns:cx3="http://schemas.microsoft.com/office/drawing/2016/5/9/chartex" xmlns:cx4="http://schemas.microsoft.com/office/drawing/2016/5/10/chartex" xmlns:cx5="http://schemas.microsoft.com/office/drawing/2016/5/11/chartex" xmlns:cx6="http://schemas.microsoft.com/office/drawing/2016/5/12/chartex" xmlns:cx7="http://schemas.microsoft.com/office/drawing/2016/5/13/chartex" xmlns:cx8="http://schemas.microsoft.com/office/drawing/2016/5/14/chartex" xmlns:mc="http://schemas.openxmlformats.org/markup-compatibility/2006" xmlns:aink="http://schemas.microsoft.com/office/drawing/2016/ink" xmlns:am3d="http://schemas.microsoft.com/office/drawing/2017/model3d" xmlns:o="urn:schemas-microsoft-com:office:office" xmlns:oel="http://schemas.microsoft.com/office/2019/extlst" xmlns:r="http://schemas.openxmlformats.org/officeDocument/2006/relationships" xmlns:m="http://schemas.openxmlformats.org/officeDocument/2006/math" xmlns:v="urn:schemas-microsoft-com:vml" xmlns:wp14="http://schemas.microsoft.com/office/word/2010/wordprocessingDrawing" xmlns:wp="http://schemas.openxmlformats.org/drawingml/2006/wordprocessingDrawing" xmlns:w10="urn:schemas-microsoft-com:office:word" xmlns:w="http://schemas.openxmlformats.org/wordprocessingml/2006/main" xmlns:w14="http://schemas.microsoft.com/office/word/2010/wordml" xmlns:w15="http://schemas.microsoft.com/office/word/2012/wordml" xmlns:w16cex="http://schemas.microsoft.com/office/word/2018/wordml/cex" xmlns:w16cid="http://schemas.microsoft.com/office/word/2016/wordml/cid" xmlns:w16="http://schemas.microsoft.com/office/word/2018/wordml" xmlns:w16du="http://schemas.microsoft.com/office/word/2023/wordml/word16du" xmlns:w16sdtdh="http://schemas.microsoft.com/office/word/2020/wordml/sdtdatahash" xmlns:w16sdtfl="http://schemas.microsoft.com/office/word/2024/wordml/sdtformatlock" xmlns:w16se="http://schemas.microsoft.com/office/word/2015/wordml/symex" xmlns:wpg="http://schemas.microsoft.com/office/word/2010/wordprocessingGroup" xmlns:wpi="http://schemas.microsoft.com/office/word/2010/wordprocessingInk" xmlns:wne="http://schemas.microsoft.com/office/word/2006/wordml" xmlns:wps="http://schemas.microsoft.com/office/word/2010/wordprocessingShape" mc:Ignorable="w14 w15 w16se w16cid w16 w16cex w16sdtdh w16sdtfl w16du wp14">
+  <w:abstractNum w:abstractNumId="0" w15:restartNumberingAfterBreak="0">
+    <w:nsid w:val="1C6C0AE5"/>
+    <w:multiLevelType w:val="multilevel"/>
+    <w:tmpl w:val="6D941E6A"/>
+    <w:lvl w:ilvl="0">
+      <w:start w:val="1"/>
+      <w:numFmt w:val="decimal"/>
+      <w:lvlText w:val="%1."/>
+      <w:lvlJc w:val="left"/>
+      <w:pPr>
+        <w:tabs>
+          <w:tab w:val="num" w:pos="720"/>
+        </w:tabs>
+        <w:ind w:left="720" w:hanging="360"/>
+      </w:pPr>
+    </w:lvl>
+    <w:lvl w:ilvl="1" w:tentative="1">
+      <w:start w:val="1"/>
+      <w:numFmt w:val="decimal"/>
+      <w:lvlText w:val="%2."/>
+      <w:lvlJc w:val="left"/>
+      <w:pPr>
+        <w:tabs>
+          <w:tab w:val="num" w:pos="1440"/>
+        </w:tabs>
+        <w:ind w:left="1440" w:hanging="360"/>
+      </w:pPr>
+    </w:lvl>
+    <w:lvl w:ilvl="2" w:tentative="1">
+      <w:start w:val="1"/>
+      <w:numFmt w:val="decimal"/>
+      <w:lvlText w:val="%3."/>
+      <w:lvlJc w:val="left"/>
+      <w:pPr>
+        <w:tabs>
+          <w:tab w:val="num" w:pos="2160"/>
+        </w:tabs>
+        <w:ind w:left="2160" w:hanging="360"/>
+      </w:pPr>
+    </w:lvl>
+    <w:lvl w:ilvl="3" w:tentative="1">
+      <w:start w:val="1"/>
+      <w:numFmt w:val="decimal"/>
+      <w:lvlText w:val="%4."/>
+      <w:lvlJc w:val="left"/>
+      <w:pPr>
+        <w:tabs>
+          <w:tab w:val="num" w:pos="2880"/>
+        </w:tabs>
+        <w:ind w:left="2880" w:hanging="360"/>
+      </w:pPr>
+    </w:lvl>
+    <w:lvl w:ilvl="4" w:tentative="1">
+      <w:start w:val="1"/>
+      <w:numFmt w:val="decimal"/>
+      <w:lvlText w:val="%5."/>
+      <w:lvlJc w:val="left"/>
+      <w:pPr>
+        <w:tabs>
+          <w:tab w:val="num" w:pos="3600"/>
+        </w:tabs>
+        <w:ind w:left="3600" w:hanging="360"/>
+      </w:pPr>
+    </w:lvl>
+    <w:lvl w:ilvl="5" w:tentative="1">
+      <w:start w:val="1"/>
+      <w:numFmt w:val="decimal"/>
+      <w:lvlText w:val="%6."/>
+      <w:lvlJc w:val="left"/>
+      <w:pPr>
+        <w:tabs>
+          <w:tab w:val="num" w:pos="4320"/>
+        </w:tabs>
+        <w:ind w:left="4320" w:hanging="360"/>
+      </w:pPr>
+    </w:lvl>
+    <w:lvl w:ilvl="6" w:tentative="1">
+      <w:start w:val="1"/>
+      <w:numFmt w:val="decimal"/>
+      <w:lvlText w:val="%7."/>
+      <w:lvlJc w:val="left"/>
+      <w:pPr>
+        <w:tabs>
+          <w:tab w:val="num" w:pos="5040"/>
+        </w:tabs>
+        <w:ind w:left="5040" w:hanging="360"/>
+      </w:pPr>
+    </w:lvl>
+    <w:lvl w:ilvl="7" w:tentative="1">
+      <w:start w:val="1"/>
+      <w:numFmt w:val="decimal"/>
+      <w:lvlText w:val="%8."/>
+      <w:lvlJc w:val="left"/>
+      <w:pPr>
+        <w:tabs>
+          <w:tab w:val="num" w:pos="5760"/>
+        </w:tabs>
+        <w:ind w:left="5760" w:hanging="360"/>
+      </w:pPr>
+    </w:lvl>
+    <w:lvl w:ilvl="8" w:tentative="1">
+      <w:start w:val="1"/>
+      <w:numFmt w:val="decimal"/>
+      <w:lvlText w:val="%9."/>
+      <w:lvlJc w:val="left"/>
+      <w:pPr>
+        <w:tabs>
+          <w:tab w:val="num" w:pos="6480"/>
+        </w:tabs>
+        <w:ind w:left="6480" w:hanging="360"/>
+      </w:pPr>
+    </w:lvl>
+  </w:abstractNum>
+  <w:abstractNum w:abstractNumId="1" w15:restartNumberingAfterBreak="0">
+    <w:nsid w:val="2A9C4D91"/>
+    <w:multiLevelType w:val="multilevel"/>
+    <w:tmpl w:val="0A7228E4"/>
+    <w:lvl w:ilvl="0">
+      <w:start w:val="1"/>
+      <w:numFmt w:val="bullet"/>
+      <w:lvlText w:val=""/>
+      <w:lvlJc w:val="left"/>
+      <w:pPr>
+        <w:tabs>
+          <w:tab w:val="num" w:pos="720"/>
+        </w:tabs>
+        <w:ind w:left="720" w:hanging="360"/>
+      </w:pPr>
+      <w:rPr>
+        <w:rFonts w:ascii="Symbol" w:hAnsi="Symbol" w:hint="default"/>
+        <w:sz w:val="20"/>
+      </w:rPr>
+    </w:lvl>
+    <w:lvl w:ilvl="1" w:tentative="1">
+      <w:start w:val="1"/>
+      <w:numFmt w:val="bullet"/>
+      <w:lvlText w:val="o"/>
+      <w:lvlJc w:val="left"/>
+      <w:pPr>
+        <w:tabs>
+          <w:tab w:val="num" w:pos="1440"/>
+        </w:tabs>
+        <w:ind w:left="1440" w:hanging="360"/>
+      </w:pPr>
+      <w:rPr>
+        <w:rFonts w:ascii="Courier New" w:hAnsi="Courier New" w:hint="default"/>
+        <w:sz w:val="20"/>
+      </w:rPr>
+    </w:lvl>
+    <w:lvl w:ilvl="2" w:tentative="1">
+      <w:start w:val="1"/>
+      <w:numFmt w:val="bullet"/>
+      <w:lvlText w:val=""/>
+      <w:lvlJc w:val="left"/>
+      <w:pPr>
+        <w:tabs>
+          <w:tab w:val="num" w:pos="2160"/>
+        </w:tabs>
+        <w:ind w:left="2160" w:hanging="360"/>
+      </w:pPr>
+      <w:rPr>
+        <w:rFonts w:ascii="Wingdings" w:hAnsi="Wingdings" w:hint="default"/>
+        <w:sz w:val="20"/>
+      </w:rPr>
+    </w:lvl>
+    <w:lvl w:ilvl="3" w:tentative="1">
+      <w:start w:val="1"/>
+      <w:numFmt w:val="bullet"/>
+      <w:lvlText w:val=""/>
+      <w:lvlJc w:val="left"/>
+      <w:pPr>
+        <w:tabs>
+          <w:tab w:val="num" w:pos="2880"/>
+        </w:tabs>
+        <w:ind w:left="2880" w:hanging="360"/>
+      </w:pPr>
+      <w:rPr>
+        <w:rFonts w:ascii="Wingdings" w:hAnsi="Wingdings" w:hint="default"/>
+        <w:sz w:val="20"/>
+      </w:rPr>
+    </w:lvl>
+    <w:lvl w:ilvl="4" w:tentative="1">
+      <w:start w:val="1"/>
+      <w:numFmt w:val="bullet"/>
+      <w:lvlText w:val=""/>
+      <w:lvlJc w:val="left"/>
+      <w:pPr>
+        <w:tabs>
+          <w:tab w:val="num" w:pos="3600"/>
+        </w:tabs>
+        <w:ind w:left="3600" w:hanging="360"/>
+      </w:pPr>
+      <w:rPr>
+        <w:rFonts w:ascii="Wingdings" w:hAnsi="Wingdings" w:hint="default"/>
+        <w:sz w:val="20"/>
+      </w:rPr>
+    </w:lvl>
+    <w:lvl w:ilvl="5" w:tentative="1">
+      <w:start w:val="1"/>
+      <w:numFmt w:val="bullet"/>
+      <w:lvlText w:val=""/>
+      <w:lvlJc w:val="left"/>
+      <w:pPr>
+        <w:tabs>
+          <w:tab w:val="num" w:pos="4320"/>
+        </w:tabs>
+        <w:ind w:left="4320" w:hanging="360"/>
+      </w:pPr>
+      <w:rPr>
+        <w:rFonts w:ascii="Wingdings" w:hAnsi="Wingdings" w:hint="default"/>
+        <w:sz w:val="20"/>
+      </w:rPr>
+    </w:lvl>
+    <w:lvl w:ilvl="6" w:tentative="1">
+      <w:start w:val="1"/>
+      <w:numFmt w:val="bullet"/>
+      <w:lvlText w:val=""/>
+      <w:lvlJc w:val="left"/>
+      <w:pPr>
+        <w:tabs>
+          <w:tab w:val="num" w:pos="5040"/>
+        </w:tabs>
+        <w:ind w:left="5040" w:hanging="360"/>
+      </w:pPr>
+      <w:rPr>
+        <w:rFonts w:ascii="Wingdings" w:hAnsi="Wingdings" w:hint="default"/>
+        <w:sz w:val="20"/>
+      </w:rPr>
+    </w:lvl>
+    <w:lvl w:ilvl="7" w:tentative="1">
+      <w:start w:val="1"/>
+      <w:numFmt w:val="bullet"/>
+      <w:lvlText w:val=""/>
+      <w:lvlJc w:val="left"/>
+      <w:pPr>
+        <w:tabs>
+          <w:tab w:val="num" w:pos="5760"/>
+        </w:tabs>
+        <w:ind w:left="5760" w:hanging="360"/>
+      </w:pPr>
+      <w:rPr>
+        <w:rFonts w:ascii="Wingdings" w:hAnsi="Wingdings" w:hint="default"/>
+        <w:sz w:val="20"/>
+      </w:rPr>
+    </w:lvl>
+    <w:lvl w:ilvl="8" w:tentative="1">
+      <w:start w:val="1"/>
+      <w:numFmt w:val="bullet"/>
+      <w:lvlText w:val=""/>
+      <w:lvlJc w:val="left"/>
+      <w:pPr>
+        <w:tabs>
+          <w:tab w:val="num" w:pos="6480"/>
+        </w:tabs>
+        <w:ind w:left="6480" w:hanging="360"/>
+      </w:pPr>
+      <w:rPr>
+        <w:rFonts w:ascii="Wingdings" w:hAnsi="Wingdings" w:hint="default"/>
+        <w:sz w:val="20"/>
+      </w:rPr>
+    </w:lvl>
+  </w:abstractNum>
+  <w:abstractNum w:abstractNumId="2" w15:restartNumberingAfterBreak="0">
+    <w:nsid w:val="5A194BFE"/>
+    <w:multiLevelType w:val="multilevel"/>
+    <w:tmpl w:val="0F381E9E"/>
+    <w:lvl w:ilvl="0">
+      <w:start w:val="1"/>
+      <w:numFmt w:val="bullet"/>
+      <w:lvlText w:val=""/>
+      <w:lvlJc w:val="left"/>
+      <w:pPr>
+        <w:tabs>
+          <w:tab w:val="num" w:pos="720"/>
+        </w:tabs>
+        <w:ind w:left="720" w:hanging="360"/>
+      </w:pPr>
+      <w:rPr>
+        <w:rFonts w:ascii="Symbol" w:hAnsi="Symbol" w:hint="default"/>
+        <w:sz w:val="20"/>
+      </w:rPr>
+    </w:lvl>
+    <w:lvl w:ilvl="1" w:tentative="1">
+      <w:start w:val="1"/>
+      <w:numFmt w:val="bullet"/>
+      <w:lvlText w:val="o"/>
+      <w:lvlJc w:val="left"/>
+      <w:pPr>
+        <w:tabs>
+          <w:tab w:val="num" w:pos="1440"/>
+        </w:tabs>
+        <w:ind w:left="1440" w:hanging="360"/>
+      </w:pPr>
+      <w:rPr>
+        <w:rFonts w:ascii="Courier New" w:hAnsi="Courier New" w:hint="default"/>
+        <w:sz w:val="20"/>
+      </w:rPr>
+    </w:lvl>
+    <w:lvl w:ilvl="2" w:tentative="1">
+      <w:start w:val="1"/>
+      <w:numFmt w:val="bullet"/>
+      <w:lvlText w:val=""/>
+      <w:lvlJc w:val="left"/>
+      <w:pPr>
+        <w:tabs>
+          <w:tab w:val="num" w:pos="2160"/>
+        </w:tabs>
+        <w:ind w:left="2160" w:hanging="360"/>
+      </w:pPr>
+      <w:rPr>
+        <w:rFonts w:ascii="Wingdings" w:hAnsi="Wingdings" w:hint="default"/>
+        <w:sz w:val="20"/>
+      </w:rPr>
+    </w:lvl>
+    <w:lvl w:ilvl="3" w:tentative="1">
+      <w:start w:val="1"/>
+      <w:numFmt w:val="bullet"/>
+      <w:lvlText w:val=""/>
+      <w:lvlJc w:val="left"/>
+      <w:pPr>
+        <w:tabs>
+          <w:tab w:val="num" w:pos="2880"/>
+        </w:tabs>
+        <w:ind w:left="2880" w:hanging="360"/>
+      </w:pPr>
+      <w:rPr>
+        <w:rFonts w:ascii="Wingdings" w:hAnsi="Wingdings" w:hint="default"/>
+        <w:sz w:val="20"/>
+      </w:rPr>
+    </w:lvl>
+    <w:lvl w:ilvl="4" w:tentative="1">
+      <w:start w:val="1"/>
+      <w:numFmt w:val="bullet"/>
+      <w:lvlText w:val=""/>
+      <w:lvlJc w:val="left"/>
+      <w:pPr>
+        <w:tabs>
+          <w:tab w:val="num" w:pos="3600"/>
+        </w:tabs>
+        <w:ind w:left="3600" w:hanging="360"/>
+      </w:pPr>
+      <w:rPr>
+        <w:rFonts w:ascii="Wingdings" w:hAnsi="Wingdings" w:hint="default"/>
+        <w:sz w:val="20"/>
+      </w:rPr>
+    </w:lvl>
+    <w:lvl w:ilvl="5" w:tentative="1">
+      <w:start w:val="1"/>
+      <w:numFmt w:val="bullet"/>
+      <w:lvlText w:val=""/>
+      <w:lvlJc w:val="left"/>
+      <w:pPr>
+        <w:tabs>
+          <w:tab w:val="num" w:pos="4320"/>
+        </w:tabs>
+        <w:ind w:left="4320" w:hanging="360"/>
+      </w:pPr>
+      <w:rPr>
+        <w:rFonts w:ascii="Wingdings" w:hAnsi="Wingdings" w:hint="default"/>
+        <w:sz w:val="20"/>
+      </w:rPr>
+    </w:lvl>
+    <w:lvl w:ilvl="6" w:tentative="1">
+      <w:start w:val="1"/>
+      <w:numFmt w:val="bullet"/>
+      <w:lvlText w:val=""/>
+      <w:lvlJc w:val="left"/>
+      <w:pPr>
+        <w:tabs>
+          <w:tab w:val="num" w:pos="5040"/>
+        </w:tabs>
+        <w:ind w:left="5040" w:hanging="360"/>
+      </w:pPr>
+      <w:rPr>
+        <w:rFonts w:ascii="Wingdings" w:hAnsi="Wingdings" w:hint="default"/>
+        <w:sz w:val="20"/>
+      </w:rPr>
+    </w:lvl>
+    <w:lvl w:ilvl="7" w:tentative="1">
+      <w:start w:val="1"/>
+      <w:numFmt w:val="bullet"/>
+      <w:lvlText w:val=""/>
+      <w:lvlJc w:val="left"/>
+      <w:pPr>
+        <w:tabs>
+          <w:tab w:val="num" w:pos="5760"/>
+        </w:tabs>
+        <w:ind w:left="5760" w:hanging="360"/>
+      </w:pPr>
+      <w:rPr>
+        <w:rFonts w:ascii="Wingdings" w:hAnsi="Wingdings" w:hint="default"/>
+        <w:sz w:val="20"/>
+      </w:rPr>
+    </w:lvl>
+    <w:lvl w:ilvl="8" w:tentative="1">
+      <w:start w:val="1"/>
+      <w:numFmt w:val="bullet"/>
+      <w:lvlText w:val=""/>
+      <w:lvlJc w:val="left"/>
+      <w:pPr>
+        <w:tabs>
+          <w:tab w:val="num" w:pos="6480"/>
+        </w:tabs>
+        <w:ind w:left="6480" w:hanging="360"/>
+      </w:pPr>
+      <w:rPr>
+        <w:rFonts w:ascii="Wingdings" w:hAnsi="Wingdings" w:hint="default"/>
+        <w:sz w:val="20"/>
+      </w:rPr>
+    </w:lvl>
+  </w:abstractNum>
+  <w:abstractNum w:abstractNumId="3" w15:restartNumberingAfterBreak="0">
+    <w:nsid w:val="77C87C08"/>
+    <w:multiLevelType w:val="multilevel"/>
+    <w:tmpl w:val="1980B190"/>
+    <w:lvl w:ilvl="0">
+      <w:start w:val="1"/>
+      <w:numFmt w:val="bullet"/>
+      <w:lvlText w:val=""/>
+      <w:lvlJc w:val="left"/>
+      <w:pPr>
+        <w:tabs>
+          <w:tab w:val="num" w:pos="720"/>
+        </w:tabs>
+        <w:ind w:left="720" w:hanging="360"/>
+      </w:pPr>
+      <w:rPr>
+        <w:rFonts w:ascii="Symbol" w:hAnsi="Symbol" w:hint="default"/>
+        <w:sz w:val="20"/>
+      </w:rPr>
+    </w:lvl>
+    <w:lvl w:ilvl="1" w:tentative="1">
+      <w:start w:val="1"/>
+      <w:numFmt w:val="bullet"/>
+      <w:lvlText w:val="o"/>
+      <w:lvlJc w:val="left"/>
+      <w:pPr>
+        <w:tabs>
+          <w:tab w:val="num" w:pos="1440"/>
+        </w:tabs>
+        <w:ind w:left="1440" w:hanging="360"/>
+      </w:pPr>
+      <w:rPr>
+        <w:rFonts w:ascii="Courier New" w:hAnsi="Courier New" w:hint="default"/>
+        <w:sz w:val="20"/>
+      </w:rPr>
+    </w:lvl>
+    <w:lvl w:ilvl="2" w:tentative="1">
+      <w:start w:val="1"/>
+      <w:numFmt w:val="bullet"/>
+      <w:lvlText w:val=""/>
+      <w:lvlJc w:val="left"/>
+      <w:pPr>
+        <w:tabs>
+          <w:tab w:val="num" w:pos="2160"/>
+        </w:tabs>
+        <w:ind w:left="2160" w:hanging="360"/>
+      </w:pPr>
+      <w:rPr>
+        <w:rFonts w:ascii="Wingdings" w:hAnsi="Wingdings" w:hint="default"/>
+        <w:sz w:val="20"/>
+      </w:rPr>
+    </w:lvl>
+    <w:lvl w:ilvl="3" w:tentative="1">
+      <w:start w:val="1"/>
+      <w:numFmt w:val="bullet"/>
+      <w:lvlText w:val=""/>
+      <w:lvlJc w:val="left"/>
+      <w:pPr>
+        <w:tabs>
+          <w:tab w:val="num" w:pos="2880"/>
+        </w:tabs>
+        <w:ind w:left="2880" w:hanging="360"/>
+      </w:pPr>
+      <w:rPr>
+        <w:rFonts w:ascii="Wingdings" w:hAnsi="Wingdings" w:hint="default"/>
+        <w:sz w:val="20"/>
+      </w:rPr>
+    </w:lvl>
+    <w:lvl w:ilvl="4" w:tentative="1">
+      <w:start w:val="1"/>
+      <w:numFmt w:val="bullet"/>
+      <w:lvlText w:val=""/>
+      <w:lvlJc w:val="left"/>
+      <w:pPr>
+        <w:tabs>
+          <w:tab w:val="num" w:pos="3600"/>
+        </w:tabs>
+        <w:ind w:left="3600" w:hanging="360"/>
+      </w:pPr>
+      <w:rPr>
+        <w:rFonts w:ascii="Wingdings" w:hAnsi="Wingdings" w:hint="default"/>
+        <w:sz w:val="20"/>
+      </w:rPr>
+    </w:lvl>
+    <w:lvl w:ilvl="5" w:tentative="1">
+      <w:start w:val="1"/>
+      <w:numFmt w:val="bullet"/>
+      <w:lvlText w:val=""/>
+      <w:lvlJc w:val="left"/>
+      <w:pPr>
+        <w:tabs>
+          <w:tab w:val="num" w:pos="4320"/>
+        </w:tabs>
+        <w:ind w:left="4320" w:hanging="360"/>
+      </w:pPr>
+      <w:rPr>
+        <w:rFonts w:ascii="Wingdings" w:hAnsi="Wingdings" w:hint="default"/>
+        <w:sz w:val="20"/>
+      </w:rPr>
+    </w:lvl>
+    <w:lvl w:ilvl="6" w:tentative="1">
+      <w:start w:val="1"/>
+      <w:numFmt w:val="bullet"/>
+      <w:lvlText w:val=""/>
+      <w:lvlJc w:val="left"/>
+      <w:pPr>
+        <w:tabs>
+          <w:tab w:val="num" w:pos="5040"/>
+        </w:tabs>
+        <w:ind w:left="5040" w:hanging="360"/>
+      </w:pPr>
+      <w:rPr>
+        <w:rFonts w:ascii="Wingdings" w:hAnsi="Wingdings" w:hint="default"/>
+        <w:sz w:val="20"/>
+      </w:rPr>
+    </w:lvl>
+    <w:lvl w:ilvl="7" w:tentative="1">
+      <w:start w:val="1"/>
+      <w:numFmt w:val="bullet"/>
+      <w:lvlText w:val=""/>
+      <w:lvlJc w:val="left"/>
+      <w:pPr>
+        <w:tabs>
+          <w:tab w:val="num" w:pos="5760"/>
+        </w:tabs>
+        <w:ind w:left="5760" w:hanging="360"/>
+      </w:pPr>
+      <w:rPr>
+        <w:rFonts w:ascii="Wingdings" w:hAnsi="Wingdings" w:hint="default"/>
+        <w:sz w:val="20"/>
+      </w:rPr>
+    </w:lvl>
+    <w:lvl w:ilvl="8" w:tentative="1">
+      <w:start w:val="1"/>
+      <w:numFmt w:val="bullet"/>
+      <w:lvlText w:val=""/>
+      <w:lvlJc w:val="left"/>
+      <w:pPr>
+        <w:tabs>
+          <w:tab w:val="num" w:pos="6480"/>
+        </w:tabs>
+        <w:ind w:left="6480" w:hanging="360"/>
+      </w:pPr>
+      <w:rPr>
+        <w:rFonts w:ascii="Wingdings" w:hAnsi="Wingdings" w:hint="default"/>
+        <w:sz w:val="20"/>
+      </w:rPr>
+    </w:lvl>
+  </w:abstractNum>
+  <w:num w:numId="1" w16cid:durableId="992561350">
+    <w:abstractNumId w:val="3"/>
+  </w:num>
+  <w:num w:numId="2" w16cid:durableId="407773853">
+    <w:abstractNumId w:val="0"/>
+  </w:num>
+  <w:num w:numId="3" w16cid:durableId="315842017">
+    <w:abstractNumId w:val="1"/>
+  </w:num>
+  <w:num w:numId="4" w16cid:durableId="2053648121">
+    <w:abstractNumId w:val="2"/>
+  </w:num>
+</w:numbering>
 </file>
 
 <file path=word/styles.xml><?xml version="1.0" encoding="utf-8"?>
@@ -417,6 +2719,7 @@
   <w:style w:type="paragraph" w:default="1" w:styleId="Normal">
     <w:name w:val="Normal"/>
     <w:qFormat/>
+    <w:rsid w:val="000E02FF"/>
   </w:style>
   <w:style w:type="paragraph" w:styleId="Heading1">
     <w:name w:val="heading 1"/>
@@ -620,6 +2923,7 @@
   <w:style w:type="character" w:default="1" w:styleId="DefaultParagraphFont">
     <w:name w:val="Default Paragraph Font"/>
     <w:uiPriority w:val="1"/>
+    <w:semiHidden/>
     <w:unhideWhenUsed/>
   </w:style>
   <w:style w:type="table" w:default="1" w:styleId="TableNormal">
